--- a/Quotations/11_1_2026_Rang Mahal/Quotation Without Budget.docx
+++ b/Quotations/11_1_2026_Rang Mahal/Quotation Without Budget.docx
@@ -367,7 +367,7 @@
                   <w14:round/>
                 </w14:textOutline>
               </w:rPr>
-              <w:t>As Per Time</w:t>
+              <w:t>5:00 PM</w:t>
             </w:r>
           </w:p>
         </w:tc>
